--- a/public/labs/os/pz-25/ЛР2_ОС_Файли_та_каталоги_в_командному_рядку_Windows.docx
+++ b/public/labs/os/pz-25/ЛР2_ОС_Файли_та_каталоги_в_командному_рядку_Windows.docx
@@ -135,16 +135,7 @@
         <w:pStyle w:val="BodyText"/>
       </w:pPr>
       <w:r>
-        <w:t xml:space="preserve">Якщо шлях містить пробіли, його беруть у подвійні лапки: dir</w:t>
-      </w:r>
-      <w:r>
-        <w:t xml:space="preserve"> </w:t>
-      </w:r>
-      <w:r>
-        <w:t xml:space="preserve">“Program Files”</w:t>
-      </w:r>
-      <w:r>
-        <w:t xml:space="preserve">. Без лапок командний процесор сприйме пробіл як роздільник аргументів: команда dir Program Files шукатиме два різні об’єкти — Program і Files — і повідомить, що файл не знайдено.</w:t>
+        <w:t xml:space="preserve">Якщо шлях містить пробіли, його беруть у подвійні лапки: dir «Program Files». Без лапок командний процесор сприйме пробіл як роздільник аргументів: команда dir Program Files шукатиме два різні об’єкти — Program і Files — і повідомить, що файл не знайдено.</w:t>
       </w:r>
     </w:p>
     <w:p>
@@ -467,8 +458,8 @@
       <w:tblPr>
         <w:tblStyle w:val="Table"/>
         <w:tblW w:type="dxa" w:w="9637"/>
+        <w:tblLayout w:type="fixed"/>
         <w:tblLook w:firstRow="1" w:lastRow="0" w:firstColumn="0" w:lastColumn="0" w:noHBand="0" w:noVBand="0" w:val="0020"/>
-        <w:tblLayout w:type="fixed"/>
       </w:tblPr>
       <w:tblGrid>
         <w:gridCol w:w="3212"/>
@@ -484,6 +475,7 @@
           <w:p>
             <w:pPr>
               <w:pStyle w:val="Compact"/>
+              <w:spacing w:before="0" w:after="0" w:line="240" w:lineRule="auto"/>
             </w:pPr>
             <w:r>
               <w:t xml:space="preserve">Ключ</w:t>
@@ -495,6 +487,7 @@
           <w:p>
             <w:pPr>
               <w:pStyle w:val="Compact"/>
+              <w:spacing w:before="0" w:after="0" w:line="240" w:lineRule="auto"/>
             </w:pPr>
             <w:r>
               <w:t xml:space="preserve">Дія</w:t>
@@ -506,6 +499,7 @@
           <w:p>
             <w:pPr>
               <w:pStyle w:val="Compact"/>
+              <w:spacing w:before="0" w:after="0" w:line="240" w:lineRule="auto"/>
             </w:pPr>
             <w:r>
               <w:t xml:space="preserve">Приклад</w:t>
@@ -519,6 +513,7 @@
           <w:p>
             <w:pPr>
               <w:pStyle w:val="Compact"/>
+              <w:spacing w:before="0" w:after="0" w:line="240" w:lineRule="auto"/>
             </w:pPr>
             <w:r>
               <w:rPr>
@@ -533,6 +528,7 @@
           <w:p>
             <w:pPr>
               <w:pStyle w:val="Compact"/>
+              <w:spacing w:before="0" w:after="0" w:line="240" w:lineRule="auto"/>
             </w:pPr>
             <w:r>
               <w:t xml:space="preserve">Тільки імена, без заголовків і підсумків</w:t>
@@ -544,6 +540,7 @@
           <w:p>
             <w:pPr>
               <w:pStyle w:val="Compact"/>
+              <w:spacing w:before="0" w:after="0" w:line="240" w:lineRule="auto"/>
             </w:pPr>
             <w:r>
               <w:rPr>
@@ -560,6 +557,7 @@
           <w:p>
             <w:pPr>
               <w:pStyle w:val="Compact"/>
+              <w:spacing w:before="0" w:after="0" w:line="240" w:lineRule="auto"/>
             </w:pPr>
             <w:r>
               <w:rPr>
@@ -574,6 +572,7 @@
           <w:p>
             <w:pPr>
               <w:pStyle w:val="Compact"/>
+              <w:spacing w:before="0" w:after="0" w:line="240" w:lineRule="auto"/>
             </w:pPr>
             <w:r>
               <w:t xml:space="preserve">Рекурсивно, включно з підкаталогами</w:t>
@@ -585,6 +584,7 @@
           <w:p>
             <w:pPr>
               <w:pStyle w:val="Compact"/>
+              <w:spacing w:before="0" w:after="0" w:line="240" w:lineRule="auto"/>
             </w:pPr>
             <w:r>
               <w:rPr>
@@ -601,6 +601,7 @@
           <w:p>
             <w:pPr>
               <w:pStyle w:val="Compact"/>
+              <w:spacing w:before="0" w:after="0" w:line="240" w:lineRule="auto"/>
             </w:pPr>
             <w:r>
               <w:rPr>
@@ -615,6 +616,7 @@
           <w:p>
             <w:pPr>
               <w:pStyle w:val="Compact"/>
+              <w:spacing w:before="0" w:after="0" w:line="240" w:lineRule="auto"/>
             </w:pPr>
             <w:r>
               <w:t xml:space="preserve">Показати всі файли, зокрема приховані й системні</w:t>
@@ -626,6 +628,7 @@
           <w:p>
             <w:pPr>
               <w:pStyle w:val="Compact"/>
+              <w:spacing w:before="0" w:after="0" w:line="240" w:lineRule="auto"/>
             </w:pPr>
             <w:r>
               <w:rPr>
@@ -642,6 +645,7 @@
           <w:p>
             <w:pPr>
               <w:pStyle w:val="Compact"/>
+              <w:spacing w:before="0" w:after="0" w:line="240" w:lineRule="auto"/>
             </w:pPr>
             <w:r>
               <w:rPr>
@@ -656,6 +660,7 @@
           <w:p>
             <w:pPr>
               <w:pStyle w:val="Compact"/>
+              <w:spacing w:before="0" w:after="0" w:line="240" w:lineRule="auto"/>
             </w:pPr>
             <w:r>
               <w:t xml:space="preserve">Тільки приховані</w:t>
@@ -667,6 +672,7 @@
           <w:p>
             <w:pPr>
               <w:pStyle w:val="Compact"/>
+              <w:spacing w:before="0" w:after="0" w:line="240" w:lineRule="auto"/>
             </w:pPr>
             <w:r>
               <w:rPr>
@@ -683,6 +689,7 @@
           <w:p>
             <w:pPr>
               <w:pStyle w:val="Compact"/>
+              <w:spacing w:before="0" w:after="0" w:line="240" w:lineRule="auto"/>
             </w:pPr>
             <w:r>
               <w:rPr>
@@ -697,6 +704,7 @@
           <w:p>
             <w:pPr>
               <w:pStyle w:val="Compact"/>
+              <w:spacing w:before="0" w:after="0" w:line="240" w:lineRule="auto"/>
             </w:pPr>
             <w:r>
               <w:t xml:space="preserve">Тільки каталоги</w:t>
@@ -708,6 +716,7 @@
           <w:p>
             <w:pPr>
               <w:pStyle w:val="Compact"/>
+              <w:spacing w:before="0" w:after="0" w:line="240" w:lineRule="auto"/>
             </w:pPr>
             <w:r>
               <w:rPr>
@@ -724,6 +733,7 @@
           <w:p>
             <w:pPr>
               <w:pStyle w:val="Compact"/>
+              <w:spacing w:before="0" w:after="0" w:line="240" w:lineRule="auto"/>
             </w:pPr>
             <w:r>
               <w:rPr>
@@ -738,6 +748,7 @@
           <w:p>
             <w:pPr>
               <w:pStyle w:val="Compact"/>
+              <w:spacing w:before="0" w:after="0" w:line="240" w:lineRule="auto"/>
             </w:pPr>
             <w:r>
               <w:t xml:space="preserve">Сортувати за іменем</w:t>
@@ -749,6 +760,7 @@
           <w:p>
             <w:pPr>
               <w:pStyle w:val="Compact"/>
+              <w:spacing w:before="0" w:after="0" w:line="240" w:lineRule="auto"/>
             </w:pPr>
             <w:r>
               <w:rPr>
@@ -765,6 +777,7 @@
           <w:p>
             <w:pPr>
               <w:pStyle w:val="Compact"/>
+              <w:spacing w:before="0" w:after="0" w:line="240" w:lineRule="auto"/>
             </w:pPr>
             <w:r>
               <w:rPr>
@@ -779,6 +792,7 @@
           <w:p>
             <w:pPr>
               <w:pStyle w:val="Compact"/>
+              <w:spacing w:before="0" w:after="0" w:line="240" w:lineRule="auto"/>
             </w:pPr>
             <w:r>
               <w:t xml:space="preserve">Сортувати за розміром, від більшого</w:t>
@@ -790,6 +804,7 @@
           <w:p>
             <w:pPr>
               <w:pStyle w:val="Compact"/>
+              <w:spacing w:before="0" w:after="0" w:line="240" w:lineRule="auto"/>
             </w:pPr>
             <w:r>
               <w:rPr>
@@ -806,6 +821,7 @@
           <w:p>
             <w:pPr>
               <w:pStyle w:val="Compact"/>
+              <w:spacing w:before="0" w:after="0" w:line="240" w:lineRule="auto"/>
             </w:pPr>
             <w:r>
               <w:rPr>
@@ -820,6 +836,7 @@
           <w:p>
             <w:pPr>
               <w:pStyle w:val="Compact"/>
+              <w:spacing w:before="0" w:after="0" w:line="240" w:lineRule="auto"/>
             </w:pPr>
             <w:r>
               <w:t xml:space="preserve">Сортувати за датою зміни</w:t>
@@ -831,6 +848,7 @@
           <w:p>
             <w:pPr>
               <w:pStyle w:val="Compact"/>
+              <w:spacing w:before="0" w:after="0" w:line="240" w:lineRule="auto"/>
             </w:pPr>
             <w:r>
               <w:rPr>
@@ -847,6 +865,7 @@
           <w:p>
             <w:pPr>
               <w:pStyle w:val="Compact"/>
+              <w:spacing w:before="0" w:after="0" w:line="240" w:lineRule="auto"/>
             </w:pPr>
             <w:r>
               <w:rPr>
@@ -861,6 +880,7 @@
           <w:p>
             <w:pPr>
               <w:pStyle w:val="Compact"/>
+              <w:spacing w:before="0" w:after="0" w:line="240" w:lineRule="auto"/>
             </w:pPr>
             <w:r>
               <w:t xml:space="preserve">Широкий формат, у кілька колонок</w:t>
@@ -872,6 +892,7 @@
           <w:p>
             <w:pPr>
               <w:pStyle w:val="Compact"/>
+              <w:spacing w:before="0" w:after="0" w:line="240" w:lineRule="auto"/>
             </w:pPr>
             <w:r>
               <w:rPr>
@@ -939,6 +960,7 @@
           <w:p>
             <w:pPr>
               <w:pStyle w:val="Compact"/>
+              <w:spacing w:before="0" w:after="0" w:line="240" w:lineRule="auto"/>
             </w:pPr>
             <w:r>
               <w:t xml:space="preserve">Команда</w:t>
@@ -950,6 +972,7 @@
           <w:p>
             <w:pPr>
               <w:pStyle w:val="Compact"/>
+              <w:spacing w:before="0" w:after="0" w:line="240" w:lineRule="auto"/>
             </w:pPr>
             <w:r>
               <w:t xml:space="preserve">Що вміє</w:t>
@@ -961,6 +984,7 @@
           <w:p>
             <w:pPr>
               <w:pStyle w:val="Compact"/>
+              <w:spacing w:before="0" w:after="0" w:line="240" w:lineRule="auto"/>
             </w:pPr>
             <w:r>
               <w:t xml:space="preserve">Чого не вміє</w:t>
@@ -972,6 +996,7 @@
           <w:p>
             <w:pPr>
               <w:pStyle w:val="Compact"/>
+              <w:spacing w:before="0" w:after="0" w:line="240" w:lineRule="auto"/>
             </w:pPr>
             <w:r>
               <w:t xml:space="preserve">Коли застосовувати</w:t>
@@ -985,6 +1010,7 @@
           <w:p>
             <w:pPr>
               <w:pStyle w:val="Compact"/>
+              <w:spacing w:before="0" w:after="0" w:line="240" w:lineRule="auto"/>
             </w:pPr>
             <w:r>
               <w:rPr>
@@ -999,6 +1025,7 @@
           <w:p>
             <w:pPr>
               <w:pStyle w:val="Compact"/>
+              <w:spacing w:before="0" w:after="0" w:line="240" w:lineRule="auto"/>
             </w:pPr>
             <w:r>
               <w:t xml:space="preserve">Копіює файли одного каталогу; вміє об’єднувати файли</w:t>
@@ -1010,6 +1037,7 @@
           <w:p>
             <w:pPr>
               <w:pStyle w:val="Compact"/>
+              <w:spacing w:before="0" w:after="0" w:line="240" w:lineRule="auto"/>
             </w:pPr>
             <w:r>
               <w:t xml:space="preserve">Не бачить підкаталогів</w:t>
@@ -1021,6 +1049,7 @@
           <w:p>
             <w:pPr>
               <w:pStyle w:val="Compact"/>
+              <w:spacing w:before="0" w:after="0" w:line="240" w:lineRule="auto"/>
             </w:pPr>
             <w:r>
               <w:t xml:space="preserve">Один файл або кілька файлів за маскою</w:t>
@@ -1034,6 +1063,7 @@
           <w:p>
             <w:pPr>
               <w:pStyle w:val="Compact"/>
+              <w:spacing w:before="0" w:after="0" w:line="240" w:lineRule="auto"/>
             </w:pPr>
             <w:r>
               <w:rPr>
@@ -1048,6 +1078,7 @@
           <w:p>
             <w:pPr>
               <w:pStyle w:val="Compact"/>
+              <w:spacing w:before="0" w:after="0" w:line="240" w:lineRule="auto"/>
             </w:pPr>
             <w:r>
               <w:t xml:space="preserve">Копіює дерево каталогів, приховані файли, атрибути</w:t>
@@ -1059,6 +1090,7 @@
           <w:p>
             <w:pPr>
               <w:pStyle w:val="Compact"/>
+              <w:spacing w:before="0" w:after="0" w:line="240" w:lineRule="auto"/>
             </w:pPr>
             <w:r>
               <w:t xml:space="preserve">Не відновлюється після обриву, повільна на великих обсягах</w:t>
@@ -1070,6 +1102,7 @@
           <w:p>
             <w:pPr>
               <w:pStyle w:val="Compact"/>
+              <w:spacing w:before="0" w:after="0" w:line="240" w:lineRule="auto"/>
             </w:pPr>
             <w:r>
               <w:t xml:space="preserve">Разове копіювання структури</w:t>
@@ -1083,6 +1116,7 @@
           <w:p>
             <w:pPr>
               <w:pStyle w:val="Compact"/>
+              <w:spacing w:before="0" w:after="0" w:line="240" w:lineRule="auto"/>
             </w:pPr>
             <w:r>
               <w:rPr>
@@ -1097,6 +1131,7 @@
           <w:p>
             <w:pPr>
               <w:pStyle w:val="Compact"/>
+              <w:spacing w:before="0" w:after="0" w:line="240" w:lineRule="auto"/>
             </w:pPr>
             <w:r>
               <w:t xml:space="preserve">Багатопотокове копіювання, журнал, продовження після обриву, синхронізація</w:t>
@@ -1108,6 +1143,7 @@
           <w:p>
             <w:pPr>
               <w:pStyle w:val="Compact"/>
+              <w:spacing w:before="0" w:after="0" w:line="240" w:lineRule="auto"/>
             </w:pPr>
             <w:r>
               <w:t xml:space="preserve">Складніший синтаксис, надлишкова для одного файлу</w:t>
@@ -1119,6 +1155,7 @@
           <w:p>
             <w:pPr>
               <w:pStyle w:val="Compact"/>
+              <w:spacing w:before="0" w:after="0" w:line="240" w:lineRule="auto"/>
             </w:pPr>
             <w:r>
               <w:t xml:space="preserve">Резервне копіювання, великі обсяги</w:t>
@@ -1839,6 +1876,7 @@
           <w:p>
             <w:pPr>
               <w:pStyle w:val="Compact"/>
+              <w:spacing w:before="0" w:after="0" w:line="240" w:lineRule="auto"/>
             </w:pPr>
             <w:r>
               <w:t xml:space="preserve">Символ</w:t>
@@ -1850,6 +1888,7 @@
           <w:p>
             <w:pPr>
               <w:pStyle w:val="Compact"/>
+              <w:spacing w:before="0" w:after="0" w:line="240" w:lineRule="auto"/>
             </w:pPr>
             <w:r>
               <w:t xml:space="preserve">Дія</w:t>
@@ -1861,6 +1900,7 @@
           <w:p>
             <w:pPr>
               <w:pStyle w:val="Compact"/>
+              <w:spacing w:before="0" w:after="0" w:line="240" w:lineRule="auto"/>
             </w:pPr>
             <w:r>
               <w:t xml:space="preserve">Приклад</w:t>
@@ -1874,6 +1914,7 @@
           <w:p>
             <w:pPr>
               <w:pStyle w:val="Compact"/>
+              <w:spacing w:before="0" w:after="0" w:line="240" w:lineRule="auto"/>
             </w:pPr>
             <w:r>
               <w:rPr>
@@ -1888,6 +1929,7 @@
           <w:p>
             <w:pPr>
               <w:pStyle w:val="Compact"/>
+              <w:spacing w:before="0" w:after="0" w:line="240" w:lineRule="auto"/>
             </w:pPr>
             <w:r>
               <w:t xml:space="preserve">Записати вивід у файл, перезаписавши його</w:t>
@@ -1899,6 +1941,7 @@
           <w:p>
             <w:pPr>
               <w:pStyle w:val="Compact"/>
+              <w:spacing w:before="0" w:after="0" w:line="240" w:lineRule="auto"/>
             </w:pPr>
             <w:r>
               <w:rPr>
@@ -1915,6 +1958,7 @@
           <w:p>
             <w:pPr>
               <w:pStyle w:val="Compact"/>
+              <w:spacing w:before="0" w:after="0" w:line="240" w:lineRule="auto"/>
             </w:pPr>
             <w:r>
               <w:rPr>
@@ -1929,6 +1973,7 @@
           <w:p>
             <w:pPr>
               <w:pStyle w:val="Compact"/>
+              <w:spacing w:before="0" w:after="0" w:line="240" w:lineRule="auto"/>
             </w:pPr>
             <w:r>
               <w:t xml:space="preserve">Дописати вивід у кінець файлу</w:t>
@@ -1940,6 +1985,7 @@
           <w:p>
             <w:pPr>
               <w:pStyle w:val="Compact"/>
+              <w:spacing w:before="0" w:after="0" w:line="240" w:lineRule="auto"/>
             </w:pPr>
             <w:r>
               <w:rPr>
@@ -1956,6 +2002,7 @@
           <w:p>
             <w:pPr>
               <w:pStyle w:val="Compact"/>
+              <w:spacing w:before="0" w:after="0" w:line="240" w:lineRule="auto"/>
             </w:pPr>
             <w:r>
               <w:rPr>
@@ -1970,6 +2017,7 @@
           <w:p>
             <w:pPr>
               <w:pStyle w:val="Compact"/>
+              <w:spacing w:before="0" w:after="0" w:line="240" w:lineRule="auto"/>
             </w:pPr>
             <w:r>
               <w:t xml:space="preserve">Перенаправити тільки повідомлення про помилки</w:t>
@@ -1981,6 +2029,7 @@
           <w:p>
             <w:pPr>
               <w:pStyle w:val="Compact"/>
+              <w:spacing w:before="0" w:after="0" w:line="240" w:lineRule="auto"/>
             </w:pPr>
             <w:r>
               <w:rPr>
@@ -1997,6 +2046,7 @@
           <w:p>
             <w:pPr>
               <w:pStyle w:val="Compact"/>
+              <w:spacing w:before="0" w:after="0" w:line="240" w:lineRule="auto"/>
             </w:pPr>
             <w:r>
               <w:rPr>
@@ -2011,6 +2061,7 @@
           <w:p>
             <w:pPr>
               <w:pStyle w:val="Compact"/>
+              <w:spacing w:before="0" w:after="0" w:line="240" w:lineRule="auto"/>
             </w:pPr>
             <w:r>
               <w:t xml:space="preserve">Об’єднати помилки зі звичайним виводом</w:t>
@@ -2022,6 +2073,7 @@
           <w:p>
             <w:pPr>
               <w:pStyle w:val="Compact"/>
+              <w:spacing w:before="0" w:after="0" w:line="240" w:lineRule="auto"/>
             </w:pPr>
             <w:r>
               <w:rPr>
@@ -2038,6 +2090,7 @@
           <w:p>
             <w:pPr>
               <w:pStyle w:val="Compact"/>
+              <w:spacing w:before="0" w:after="0" w:line="240" w:lineRule="auto"/>
             </w:pPr>
             <w:r>
               <w:rPr>
@@ -2052,6 +2105,7 @@
           <w:p>
             <w:pPr>
               <w:pStyle w:val="Compact"/>
+              <w:spacing w:before="0" w:after="0" w:line="240" w:lineRule="auto"/>
             </w:pPr>
             <w:r>
               <w:t xml:space="preserve">Передати вивід однієї команди на вхід іншої</w:t>
@@ -2063,6 +2117,7 @@
           <w:p>
             <w:pPr>
               <w:pStyle w:val="Compact"/>
+              <w:spacing w:before="0" w:after="0" w:line="240" w:lineRule="auto"/>
             </w:pPr>
             <w:r>
               <w:rPr>
@@ -2079,6 +2134,7 @@
           <w:p>
             <w:pPr>
               <w:pStyle w:val="Compact"/>
+              <w:spacing w:before="0" w:after="0" w:line="240" w:lineRule="auto"/>
             </w:pPr>
             <w:r>
               <w:rPr>
@@ -2093,6 +2149,7 @@
           <w:p>
             <w:pPr>
               <w:pStyle w:val="Compact"/>
+              <w:spacing w:before="0" w:after="0" w:line="240" w:lineRule="auto"/>
             </w:pPr>
             <w:r>
               <w:t xml:space="preserve">Взяти вхідні дані з файлу</w:t>
@@ -2104,6 +2161,7 @@
           <w:p>
             <w:pPr>
               <w:pStyle w:val="Compact"/>
+              <w:spacing w:before="0" w:after="0" w:line="240" w:lineRule="auto"/>
             </w:pPr>
             <w:r>
               <w:rPr>
@@ -2353,6 +2411,7 @@
           <w:p>
             <w:pPr>
               <w:pStyle w:val="Compact"/>
+              <w:spacing w:before="0" w:after="0" w:line="240" w:lineRule="auto"/>
             </w:pPr>
             <w:r>
               <w:t xml:space="preserve">CMD</w:t>
@@ -2364,6 +2423,7 @@
           <w:p>
             <w:pPr>
               <w:pStyle w:val="Compact"/>
+              <w:spacing w:before="0" w:after="0" w:line="240" w:lineRule="auto"/>
             </w:pPr>
             <w:r>
               <w:t xml:space="preserve">PowerShell</w:t>
@@ -2377,6 +2437,7 @@
           <w:p>
             <w:pPr>
               <w:pStyle w:val="Compact"/>
+              <w:spacing w:before="0" w:after="0" w:line="240" w:lineRule="auto"/>
             </w:pPr>
             <w:r>
               <w:rPr>
@@ -2391,6 +2452,7 @@
           <w:p>
             <w:pPr>
               <w:pStyle w:val="Compact"/>
+              <w:spacing w:before="0" w:after="0" w:line="240" w:lineRule="auto"/>
             </w:pPr>
             <w:r>
               <w:rPr>
@@ -2407,6 +2469,7 @@
           <w:p>
             <w:pPr>
               <w:pStyle w:val="Compact"/>
+              <w:spacing w:before="0" w:after="0" w:line="240" w:lineRule="auto"/>
             </w:pPr>
             <w:r>
               <w:rPr>
@@ -2421,6 +2484,7 @@
           <w:p>
             <w:pPr>
               <w:pStyle w:val="Compact"/>
+              <w:spacing w:before="0" w:after="0" w:line="240" w:lineRule="auto"/>
             </w:pPr>
             <w:r>
               <w:rPr>
@@ -2437,6 +2501,7 @@
           <w:p>
             <w:pPr>
               <w:pStyle w:val="Compact"/>
+              <w:spacing w:before="0" w:after="0" w:line="240" w:lineRule="auto"/>
             </w:pPr>
             <w:r>
               <w:rPr>
@@ -2451,6 +2516,7 @@
           <w:p>
             <w:pPr>
               <w:pStyle w:val="Compact"/>
+              <w:spacing w:before="0" w:after="0" w:line="240" w:lineRule="auto"/>
             </w:pPr>
             <w:r>
               <w:rPr>
@@ -2467,6 +2533,7 @@
           <w:p>
             <w:pPr>
               <w:pStyle w:val="Compact"/>
+              <w:spacing w:before="0" w:after="0" w:line="240" w:lineRule="auto"/>
             </w:pPr>
             <w:r>
               <w:rPr>
@@ -2481,6 +2548,7 @@
           <w:p>
             <w:pPr>
               <w:pStyle w:val="Compact"/>
+              <w:spacing w:before="0" w:after="0" w:line="240" w:lineRule="auto"/>
             </w:pPr>
             <w:r>
               <w:rPr>
@@ -2497,6 +2565,7 @@
           <w:p>
             <w:pPr>
               <w:pStyle w:val="Compact"/>
+              <w:spacing w:before="0" w:after="0" w:line="240" w:lineRule="auto"/>
             </w:pPr>
             <w:r>
               <w:rPr>
@@ -2511,6 +2580,7 @@
           <w:p>
             <w:pPr>
               <w:pStyle w:val="Compact"/>
+              <w:spacing w:before="0" w:after="0" w:line="240" w:lineRule="auto"/>
             </w:pPr>
             <w:r>
               <w:rPr>
@@ -2527,6 +2597,7 @@
           <w:p>
             <w:pPr>
               <w:pStyle w:val="Compact"/>
+              <w:spacing w:before="0" w:after="0" w:line="240" w:lineRule="auto"/>
             </w:pPr>
             <w:r>
               <w:rPr>
@@ -2541,6 +2612,7 @@
           <w:p>
             <w:pPr>
               <w:pStyle w:val="Compact"/>
+              <w:spacing w:before="0" w:after="0" w:line="240" w:lineRule="auto"/>
             </w:pPr>
             <w:r>
               <w:rPr>
@@ -2557,6 +2629,7 @@
           <w:p>
             <w:pPr>
               <w:pStyle w:val="Compact"/>
+              <w:spacing w:before="0" w:after="0" w:line="240" w:lineRule="auto"/>
             </w:pPr>
             <w:r>
               <w:rPr>
@@ -2571,6 +2644,7 @@
           <w:p>
             <w:pPr>
               <w:pStyle w:val="Compact"/>
+              <w:spacing w:before="0" w:after="0" w:line="240" w:lineRule="auto"/>
             </w:pPr>
             <w:r>
               <w:rPr>
@@ -5134,6 +5208,7 @@
           <w:p>
             <w:pPr>
               <w:pStyle w:val="Compact"/>
+              <w:spacing w:before="0" w:after="0" w:line="240" w:lineRule="auto"/>
             </w:pPr>
             <w:r>
               <w:t xml:space="preserve">№</w:t>
@@ -5145,6 +5220,7 @@
           <w:p>
             <w:pPr>
               <w:pStyle w:val="Compact"/>
+              <w:spacing w:before="0" w:after="0" w:line="240" w:lineRule="auto"/>
             </w:pPr>
             <w:r>
               <w:t xml:space="preserve">Вихідний каталог</w:t>
@@ -5156,6 +5232,7 @@
           <w:p>
             <w:pPr>
               <w:pStyle w:val="Compact"/>
+              <w:spacing w:before="0" w:after="0" w:line="240" w:lineRule="auto"/>
             </w:pPr>
             <w:r>
               <w:t xml:space="preserve">Маска</w:t>
@@ -5167,6 +5244,7 @@
           <w:p>
             <w:pPr>
               <w:pStyle w:val="Compact"/>
+              <w:spacing w:before="0" w:after="0" w:line="240" w:lineRule="auto"/>
             </w:pPr>
             <w:r>
               <w:t xml:space="preserve">Атрибут</w:t>
@@ -5178,6 +5256,7 @@
           <w:p>
             <w:pPr>
               <w:pStyle w:val="Compact"/>
+              <w:spacing w:before="0" w:after="0" w:line="240" w:lineRule="auto"/>
             </w:pPr>
             <w:r>
               <w:t xml:space="preserve">Додаткове завдання</w:t>
@@ -5191,6 +5270,7 @@
           <w:p>
             <w:pPr>
               <w:pStyle w:val="Compact"/>
+              <w:spacing w:before="0" w:after="0" w:line="240" w:lineRule="auto"/>
             </w:pPr>
             <w:r>
               <w:t xml:space="preserve">1</w:t>
@@ -5202,6 +5282,7 @@
           <w:p>
             <w:pPr>
               <w:pStyle w:val="Compact"/>
+              <w:spacing w:before="0" w:after="0" w:line="240" w:lineRule="auto"/>
             </w:pPr>
             <w:r>
               <w:rPr>
@@ -5216,6 +5297,7 @@
           <w:p>
             <w:pPr>
               <w:pStyle w:val="Compact"/>
+              <w:spacing w:before="0" w:after="0" w:line="240" w:lineRule="auto"/>
             </w:pPr>
             <w:r>
               <w:rPr>
@@ -5241,6 +5323,7 @@
           <w:p>
             <w:pPr>
               <w:pStyle w:val="Compact"/>
+              <w:spacing w:before="0" w:after="0" w:line="240" w:lineRule="auto"/>
             </w:pPr>
             <w:r>
               <w:rPr>
@@ -5255,6 +5338,7 @@
           <w:p>
             <w:pPr>
               <w:pStyle w:val="Compact"/>
+              <w:spacing w:before="0" w:after="0" w:line="240" w:lineRule="auto"/>
             </w:pPr>
             <w:r>
               <w:t xml:space="preserve">Пояснити, чому copy не скопіювала підкаталоги, і назвати ключ xcopy, який додає порожні каталоги.</w:t>
@@ -5268,6 +5352,7 @@
           <w:p>
             <w:pPr>
               <w:pStyle w:val="Compact"/>
+              <w:spacing w:before="0" w:after="0" w:line="240" w:lineRule="auto"/>
             </w:pPr>
             <w:r>
               <w:t xml:space="preserve">2</w:t>
@@ -5279,6 +5364,7 @@
           <w:p>
             <w:pPr>
               <w:pStyle w:val="Compact"/>
+              <w:spacing w:before="0" w:after="0" w:line="240" w:lineRule="auto"/>
             </w:pPr>
             <w:r>
               <w:rPr>
@@ -5293,6 +5379,7 @@
           <w:p>
             <w:pPr>
               <w:pStyle w:val="Compact"/>
+              <w:spacing w:before="0" w:after="0" w:line="240" w:lineRule="auto"/>
             </w:pPr>
             <w:r>
               <w:rPr>
@@ -5318,6 +5405,7 @@
           <w:p>
             <w:pPr>
               <w:pStyle w:val="Compact"/>
+              <w:spacing w:before="0" w:after="0" w:line="240" w:lineRule="auto"/>
             </w:pPr>
             <w:r>
               <w:rPr>
@@ -5332,6 +5420,7 @@
           <w:p>
             <w:pPr>
               <w:pStyle w:val="Compact"/>
+              <w:spacing w:before="0" w:after="0" w:line="240" w:lineRule="auto"/>
             </w:pPr>
             <w:r>
               <w:t xml:space="preserve">Знайти три найбільші файли дерева двома способами: ключами dir і конвеєром PowerShell.</w:t>
@@ -5345,6 +5434,7 @@
           <w:p>
             <w:pPr>
               <w:pStyle w:val="Compact"/>
+              <w:spacing w:before="0" w:after="0" w:line="240" w:lineRule="auto"/>
             </w:pPr>
             <w:r>
               <w:t xml:space="preserve">3</w:t>
@@ -5356,6 +5446,7 @@
           <w:p>
             <w:pPr>
               <w:pStyle w:val="Compact"/>
+              <w:spacing w:before="0" w:after="0" w:line="240" w:lineRule="auto"/>
             </w:pPr>
             <w:r>
               <w:rPr>
@@ -5370,6 +5461,7 @@
           <w:p>
             <w:pPr>
               <w:pStyle w:val="Compact"/>
+              <w:spacing w:before="0" w:after="0" w:line="240" w:lineRule="auto"/>
             </w:pPr>
             <w:r>
               <w:rPr>
@@ -5395,6 +5487,7 @@
           <w:p>
             <w:pPr>
               <w:pStyle w:val="Compact"/>
+              <w:spacing w:before="0" w:after="0" w:line="240" w:lineRule="auto"/>
             </w:pPr>
             <w:r>
               <w:rPr>
@@ -5409,6 +5502,7 @@
           <w:p>
             <w:pPr>
               <w:pStyle w:val="Compact"/>
+              <w:spacing w:before="0" w:after="0" w:line="240" w:lineRule="auto"/>
             </w:pPr>
             <w:r>
               <w:t xml:space="preserve">Показати, що robocopy з ключем /l нічого не змінює, і пояснити, навіщо потрібен такий режим.</w:t>
@@ -5422,6 +5516,7 @@
           <w:p>
             <w:pPr>
               <w:pStyle w:val="Compact"/>
+              <w:spacing w:before="0" w:after="0" w:line="240" w:lineRule="auto"/>
             </w:pPr>
             <w:r>
               <w:t xml:space="preserve">4</w:t>
@@ -5433,6 +5528,7 @@
           <w:p>
             <w:pPr>
               <w:pStyle w:val="Compact"/>
+              <w:spacing w:before="0" w:after="0" w:line="240" w:lineRule="auto"/>
             </w:pPr>
             <w:r>
               <w:rPr>
@@ -5447,6 +5543,7 @@
           <w:p>
             <w:pPr>
               <w:pStyle w:val="Compact"/>
+              <w:spacing w:before="0" w:after="0" w:line="240" w:lineRule="auto"/>
             </w:pPr>
             <w:r>
               <w:rPr>
@@ -5472,6 +5569,7 @@
           <w:p>
             <w:pPr>
               <w:pStyle w:val="Compact"/>
+              <w:spacing w:before="0" w:after="0" w:line="240" w:lineRule="auto"/>
             </w:pPr>
             <w:r>
               <w:rPr>
@@ -5486,6 +5584,7 @@
           <w:p>
             <w:pPr>
               <w:pStyle w:val="Compact"/>
+              <w:spacing w:before="0" w:after="0" w:line="240" w:lineRule="auto"/>
             </w:pPr>
             <w:r>
               <w:t xml:space="preserve">Створити порожній файл трьома різними способами й порівняти їх.</w:t>
@@ -5499,6 +5598,7 @@
           <w:p>
             <w:pPr>
               <w:pStyle w:val="Compact"/>
+              <w:spacing w:before="0" w:after="0" w:line="240" w:lineRule="auto"/>
             </w:pPr>
             <w:r>
               <w:t xml:space="preserve">5</w:t>
@@ -5510,6 +5610,7 @@
           <w:p>
             <w:pPr>
               <w:pStyle w:val="Compact"/>
+              <w:spacing w:before="0" w:after="0" w:line="240" w:lineRule="auto"/>
             </w:pPr>
             <w:r>
               <w:rPr>
@@ -5524,6 +5625,7 @@
           <w:p>
             <w:pPr>
               <w:pStyle w:val="Compact"/>
+              <w:spacing w:before="0" w:after="0" w:line="240" w:lineRule="auto"/>
             </w:pPr>
             <w:r>
               <w:rPr>
@@ -5545,6 +5647,7 @@
           <w:p>
             <w:pPr>
               <w:pStyle w:val="Compact"/>
+              <w:spacing w:before="0" w:after="0" w:line="240" w:lineRule="auto"/>
             </w:pPr>
             <w:r>
               <w:rPr>
@@ -5559,6 +5662,7 @@
           <w:p>
             <w:pPr>
               <w:pStyle w:val="Compact"/>
+              <w:spacing w:before="0" w:after="0" w:line="240" w:lineRule="auto"/>
             </w:pPr>
             <w:r>
               <w:t xml:space="preserve">Пояснити різницю між dir /a:h і dir /a та навести приклад, коли вони дають різний результат.</w:t>
@@ -5572,6 +5676,7 @@
           <w:p>
             <w:pPr>
               <w:pStyle w:val="Compact"/>
+              <w:spacing w:before="0" w:after="0" w:line="240" w:lineRule="auto"/>
             </w:pPr>
             <w:r>
               <w:t xml:space="preserve">6</w:t>
@@ -5583,6 +5688,7 @@
           <w:p>
             <w:pPr>
               <w:pStyle w:val="Compact"/>
+              <w:spacing w:before="0" w:after="0" w:line="240" w:lineRule="auto"/>
             </w:pPr>
             <w:r>
               <w:rPr>
@@ -5597,6 +5703,7 @@
           <w:p>
             <w:pPr>
               <w:pStyle w:val="Compact"/>
+              <w:spacing w:before="0" w:after="0" w:line="240" w:lineRule="auto"/>
             </w:pPr>
             <w:r>
               <w:rPr>
@@ -5622,6 +5729,7 @@
           <w:p>
             <w:pPr>
               <w:pStyle w:val="Compact"/>
+              <w:spacing w:before="0" w:after="0" w:line="240" w:lineRule="auto"/>
             </w:pPr>
             <w:r>
               <w:rPr>
@@ -5636,6 +5744,7 @@
           <w:p>
             <w:pPr>
               <w:pStyle w:val="Compact"/>
+              <w:spacing w:before="0" w:after="0" w:line="240" w:lineRule="auto"/>
             </w:pPr>
             <w:r>
               <w:t xml:space="preserve">Знайти всі файли, у назві яких рівно вісім символів, і записати використану маску.</w:t>
@@ -5649,6 +5758,7 @@
           <w:p>
             <w:pPr>
               <w:pStyle w:val="Compact"/>
+              <w:spacing w:before="0" w:after="0" w:line="240" w:lineRule="auto"/>
             </w:pPr>
             <w:r>
               <w:t xml:space="preserve">7</w:t>
@@ -5660,6 +5770,7 @@
           <w:p>
             <w:pPr>
               <w:pStyle w:val="Compact"/>
+              <w:spacing w:before="0" w:after="0" w:line="240" w:lineRule="auto"/>
             </w:pPr>
             <w:r>
               <w:rPr>
@@ -5674,6 +5785,7 @@
           <w:p>
             <w:pPr>
               <w:pStyle w:val="Compact"/>
+              <w:spacing w:before="0" w:after="0" w:line="240" w:lineRule="auto"/>
             </w:pPr>
             <w:r>
               <w:t xml:space="preserve">Alarm</w:t>
@@ -5695,6 +5807,7 @@
           <w:p>
             <w:pPr>
               <w:pStyle w:val="Compact"/>
+              <w:spacing w:before="0" w:after="0" w:line="240" w:lineRule="auto"/>
             </w:pPr>
             <w:r>
               <w:rPr>
@@ -5709,6 +5822,7 @@
           <w:p>
             <w:pPr>
               <w:pStyle w:val="Compact"/>
+              <w:spacing w:before="0" w:after="0" w:line="240" w:lineRule="auto"/>
             </w:pPr>
             <w:r>
               <w:t xml:space="preserve">Об’єднати три текстові файли в один командою copy і перевірити результат.</w:t>
@@ -5722,6 +5836,7 @@
           <w:p>
             <w:pPr>
               <w:pStyle w:val="Compact"/>
+              <w:spacing w:before="0" w:after="0" w:line="240" w:lineRule="auto"/>
             </w:pPr>
             <w:r>
               <w:t xml:space="preserve">8</w:t>
@@ -5733,6 +5848,7 @@
           <w:p>
             <w:pPr>
               <w:pStyle w:val="Compact"/>
+              <w:spacing w:before="0" w:after="0" w:line="240" w:lineRule="auto"/>
             </w:pPr>
             <w:r>
               <w:rPr>
@@ -5747,6 +5863,7 @@
           <w:p>
             <w:pPr>
               <w:pStyle w:val="Compact"/>
+              <w:spacing w:before="0" w:after="0" w:line="240" w:lineRule="auto"/>
             </w:pPr>
             <w:r>
               <w:rPr>
@@ -5772,6 +5889,7 @@
           <w:p>
             <w:pPr>
               <w:pStyle w:val="Compact"/>
+              <w:spacing w:before="0" w:after="0" w:line="240" w:lineRule="auto"/>
             </w:pPr>
             <w:r>
               <w:rPr>
@@ -5786,6 +5904,7 @@
           <w:p>
             <w:pPr>
               <w:pStyle w:val="Compact"/>
+              <w:spacing w:before="0" w:after="0" w:line="240" w:lineRule="auto"/>
             </w:pPr>
             <w:r>
               <w:t xml:space="preserve">Порівняти вивід find /c і findstr /c: на одному файлі; пояснити розбіжність, якщо вона є.</w:t>
@@ -5799,6 +5918,7 @@
           <w:p>
             <w:pPr>
               <w:pStyle w:val="Compact"/>
+              <w:spacing w:before="0" w:after="0" w:line="240" w:lineRule="auto"/>
             </w:pPr>
             <w:r>
               <w:t xml:space="preserve">9</w:t>
@@ -5810,6 +5930,7 @@
           <w:p>
             <w:pPr>
               <w:pStyle w:val="Compact"/>
+              <w:spacing w:before="0" w:after="0" w:line="240" w:lineRule="auto"/>
             </w:pPr>
             <w:r>
               <w:rPr>
@@ -5824,6 +5945,7 @@
           <w:p>
             <w:pPr>
               <w:pStyle w:val="Compact"/>
+              <w:spacing w:before="0" w:after="0" w:line="240" w:lineRule="auto"/>
             </w:pPr>
             <w:r>
               <w:t xml:space="preserve">Windows</w:t>
@@ -5845,6 +5967,7 @@
           <w:p>
             <w:pPr>
               <w:pStyle w:val="Compact"/>
+              <w:spacing w:before="0" w:after="0" w:line="240" w:lineRule="auto"/>
             </w:pPr>
             <w:r>
               <w:rPr>
@@ -5859,6 +5982,7 @@
           <w:p>
             <w:pPr>
               <w:pStyle w:val="Compact"/>
+              <w:spacing w:before="0" w:after="0" w:line="240" w:lineRule="auto"/>
             </w:pPr>
             <w:r>
               <w:t xml:space="preserve">Виміряти, скільки часу займає dir /s по каталогу C:</w:t>
@@ -5875,6 +5999,7 @@
           <w:p>
             <w:pPr>
               <w:pStyle w:val="Compact"/>
+              <w:spacing w:before="0" w:after="0" w:line="240" w:lineRule="auto"/>
             </w:pPr>
             <w:r>
               <w:t xml:space="preserve">10</w:t>
@@ -5886,6 +6011,7 @@
           <w:p>
             <w:pPr>
               <w:pStyle w:val="Compact"/>
+              <w:spacing w:before="0" w:after="0" w:line="240" w:lineRule="auto"/>
             </w:pPr>
             <w:r>
               <w:rPr>
@@ -5900,6 +6026,7 @@
           <w:p>
             <w:pPr>
               <w:pStyle w:val="Compact"/>
+              <w:spacing w:before="0" w:after="0" w:line="240" w:lineRule="auto"/>
             </w:pPr>
             <w:r>
               <w:rPr>
@@ -5925,6 +6052,7 @@
           <w:p>
             <w:pPr>
               <w:pStyle w:val="Compact"/>
+              <w:spacing w:before="0" w:after="0" w:line="240" w:lineRule="auto"/>
             </w:pPr>
             <w:r>
               <w:rPr>
@@ -5939,6 +6067,7 @@
           <w:p>
             <w:pPr>
               <w:pStyle w:val="Compact"/>
+              <w:spacing w:before="0" w:after="0" w:line="240" w:lineRule="auto"/>
             </w:pPr>
             <w:r>
               <w:t xml:space="preserve">Показати роботу пари pushd/popd з трьома вкладеними переходами.</w:t>
@@ -5952,6 +6081,7 @@
           <w:p>
             <w:pPr>
               <w:pStyle w:val="Compact"/>
+              <w:spacing w:before="0" w:after="0" w:line="240" w:lineRule="auto"/>
             </w:pPr>
             <w:r>
               <w:t xml:space="preserve">11</w:t>
@@ -5963,6 +6093,7 @@
           <w:p>
             <w:pPr>
               <w:pStyle w:val="Compact"/>
+              <w:spacing w:before="0" w:after="0" w:line="240" w:lineRule="auto"/>
             </w:pPr>
             <w:r>
               <w:rPr>
@@ -5977,6 +6108,7 @@
           <w:p>
             <w:pPr>
               <w:pStyle w:val="Compact"/>
+              <w:spacing w:before="0" w:after="0" w:line="240" w:lineRule="auto"/>
             </w:pPr>
             <w:r>
               <w:rPr>
@@ -6002,6 +6134,7 @@
           <w:p>
             <w:pPr>
               <w:pStyle w:val="Compact"/>
+              <w:spacing w:before="0" w:after="0" w:line="240" w:lineRule="auto"/>
             </w:pPr>
             <w:r>
               <w:rPr>
@@ -6016,6 +6149,7 @@
           <w:p>
             <w:pPr>
               <w:pStyle w:val="Compact"/>
+              <w:spacing w:before="0" w:after="0" w:line="240" w:lineRule="auto"/>
             </w:pPr>
             <w:r>
               <w:t xml:space="preserve">Пояснити, чому ren не приймає шлях у другому аргументі, і навести команду, яка розв’язує цю задачу.</w:t>
@@ -6029,6 +6163,7 @@
           <w:p>
             <w:pPr>
               <w:pStyle w:val="Compact"/>
+              <w:spacing w:before="0" w:after="0" w:line="240" w:lineRule="auto"/>
             </w:pPr>
             <w:r>
               <w:t xml:space="preserve">12</w:t>
@@ -6040,6 +6175,7 @@
           <w:p>
             <w:pPr>
               <w:pStyle w:val="Compact"/>
+              <w:spacing w:before="0" w:after="0" w:line="240" w:lineRule="auto"/>
             </w:pPr>
             <w:r>
               <w:rPr>
@@ -6054,6 +6190,7 @@
           <w:p>
             <w:pPr>
               <w:pStyle w:val="Compact"/>
+              <w:spacing w:before="0" w:after="0" w:line="240" w:lineRule="auto"/>
             </w:pPr>
             <w:r>
               <w:rPr>
@@ -6079,6 +6216,7 @@
           <w:p>
             <w:pPr>
               <w:pStyle w:val="Compact"/>
+              <w:spacing w:before="0" w:after="0" w:line="240" w:lineRule="auto"/>
             </w:pPr>
             <w:r>
               <w:rPr>
@@ -6093,6 +6231,7 @@
           <w:p>
             <w:pPr>
               <w:pStyle w:val="Compact"/>
+              <w:spacing w:before="0" w:after="0" w:line="240" w:lineRule="auto"/>
             </w:pPr>
             <w:r>
               <w:t xml:space="preserve">Знайти у переліку файлів усі рядки, що НЕ містять заданого слова, і назвати використаний ключ.</w:t>
@@ -6106,6 +6245,7 @@
           <w:p>
             <w:pPr>
               <w:pStyle w:val="Compact"/>
+              <w:spacing w:before="0" w:after="0" w:line="240" w:lineRule="auto"/>
             </w:pPr>
             <w:r>
               <w:t xml:space="preserve">13</w:t>
@@ -6117,6 +6257,7 @@
           <w:p>
             <w:pPr>
               <w:pStyle w:val="Compact"/>
+              <w:spacing w:before="0" w:after="0" w:line="240" w:lineRule="auto"/>
             </w:pPr>
             <w:r>
               <w:rPr>
@@ -6131,6 +6272,7 @@
           <w:p>
             <w:pPr>
               <w:pStyle w:val="Compact"/>
+              <w:spacing w:before="0" w:after="0" w:line="240" w:lineRule="auto"/>
             </w:pPr>
             <w:r>
               <w:t xml:space="preserve">hosts* → hosts*.bak</w:t>
@@ -6142,6 +6284,7 @@
           <w:p>
             <w:pPr>
               <w:pStyle w:val="Compact"/>
+              <w:spacing w:before="0" w:after="0" w:line="240" w:lineRule="auto"/>
             </w:pPr>
             <w:r>
               <w:rPr>
@@ -6156,6 +6299,7 @@
           <w:p>
             <w:pPr>
               <w:pStyle w:val="Compact"/>
+              <w:spacing w:before="0" w:after="0" w:line="240" w:lineRule="auto"/>
             </w:pPr>
             <w:r>
               <w:t xml:space="preserve">Пояснити, що станеться при виконанні del</w:t>
@@ -6185,6 +6329,7 @@
           <w:p>
             <w:pPr>
               <w:pStyle w:val="Compact"/>
+              <w:spacing w:before="0" w:after="0" w:line="240" w:lineRule="auto"/>
             </w:pPr>
             <w:r>
               <w:t xml:space="preserve">14</w:t>
@@ -6196,6 +6341,7 @@
           <w:p>
             <w:pPr>
               <w:pStyle w:val="Compact"/>
+              <w:spacing w:before="0" w:after="0" w:line="240" w:lineRule="auto"/>
             </w:pPr>
             <w:r>
               <w:rPr>
@@ -6210,6 +6356,7 @@
           <w:p>
             <w:pPr>
               <w:pStyle w:val="Compact"/>
+              <w:spacing w:before="0" w:after="0" w:line="240" w:lineRule="auto"/>
             </w:pPr>
             <w:r>
               <w:rPr>
@@ -6235,6 +6382,7 @@
           <w:p>
             <w:pPr>
               <w:pStyle w:val="Compact"/>
+              <w:spacing w:before="0" w:after="0" w:line="240" w:lineRule="auto"/>
             </w:pPr>
             <w:r>
               <w:rPr>
@@ -6249,6 +6397,7 @@
           <w:p>
             <w:pPr>
               <w:pStyle w:val="Compact"/>
+              <w:spacing w:before="0" w:after="0" w:line="240" w:lineRule="auto"/>
             </w:pPr>
             <w:r>
               <w:t xml:space="preserve">Порівняти розмір каталогу, отриманий через dir і через PowerShell; пояснити, який спосіб точніший.</w:t>
@@ -6262,6 +6411,7 @@
           <w:p>
             <w:pPr>
               <w:pStyle w:val="Compact"/>
+              <w:spacing w:before="0" w:after="0" w:line="240" w:lineRule="auto"/>
             </w:pPr>
             <w:r>
               <w:t xml:space="preserve">15</w:t>
@@ -6273,6 +6423,7 @@
           <w:p>
             <w:pPr>
               <w:pStyle w:val="Compact"/>
+              <w:spacing w:before="0" w:after="0" w:line="240" w:lineRule="auto"/>
             </w:pPr>
             <w:r>
               <w:rPr>
@@ -6287,6 +6438,7 @@
           <w:p>
             <w:pPr>
               <w:pStyle w:val="Compact"/>
+              <w:spacing w:before="0" w:after="0" w:line="240" w:lineRule="auto"/>
             </w:pPr>
             <w:r>
               <w:rPr>
@@ -6312,6 +6464,7 @@
           <w:p>
             <w:pPr>
               <w:pStyle w:val="Compact"/>
+              <w:spacing w:before="0" w:after="0" w:line="240" w:lineRule="auto"/>
             </w:pPr>
             <w:r>
               <w:rPr>
@@ -6326,6 +6479,7 @@
           <w:p>
             <w:pPr>
               <w:pStyle w:val="Compact"/>
+              <w:spacing w:before="0" w:after="0" w:line="240" w:lineRule="auto"/>
             </w:pPr>
             <w:r>
               <w:t xml:space="preserve">Створити файл командою copy con і пояснити, як завершується введення.</w:t>
@@ -6339,6 +6493,7 @@
           <w:p>
             <w:pPr>
               <w:pStyle w:val="Compact"/>
+              <w:spacing w:before="0" w:after="0" w:line="240" w:lineRule="auto"/>
             </w:pPr>
             <w:r>
               <w:t xml:space="preserve">16</w:t>
@@ -6350,6 +6505,7 @@
           <w:p>
             <w:pPr>
               <w:pStyle w:val="Compact"/>
+              <w:spacing w:before="0" w:after="0" w:line="240" w:lineRule="auto"/>
             </w:pPr>
             <w:r>
               <w:rPr>
@@ -6364,6 +6520,7 @@
           <w:p>
             <w:pPr>
               <w:pStyle w:val="Compact"/>
+              <w:spacing w:before="0" w:after="0" w:line="240" w:lineRule="auto"/>
             </w:pPr>
             <w:r>
               <w:rPr>
@@ -6389,6 +6546,7 @@
           <w:p>
             <w:pPr>
               <w:pStyle w:val="Compact"/>
+              <w:spacing w:before="0" w:after="0" w:line="240" w:lineRule="auto"/>
             </w:pPr>
             <w:r>
               <w:rPr>
@@ -6403,6 +6561,7 @@
           <w:p>
             <w:pPr>
               <w:pStyle w:val="Compact"/>
+              <w:spacing w:before="0" w:after="0" w:line="240" w:lineRule="auto"/>
             </w:pPr>
             <w:r>
               <w:t xml:space="preserve">Записати команду, яка за один прохід перенаправить звичайний вивід в один файл, а помилки — в інший.</w:t>
@@ -6416,6 +6575,7 @@
           <w:p>
             <w:pPr>
               <w:pStyle w:val="Compact"/>
+              <w:spacing w:before="0" w:after="0" w:line="240" w:lineRule="auto"/>
             </w:pPr>
             <w:r>
               <w:t xml:space="preserve">17</w:t>
@@ -6427,6 +6587,7 @@
           <w:p>
             <w:pPr>
               <w:pStyle w:val="Compact"/>
+              <w:spacing w:before="0" w:after="0" w:line="240" w:lineRule="auto"/>
             </w:pPr>
             <w:r>
               <w:rPr>
@@ -6441,6 +6602,7 @@
           <w:p>
             <w:pPr>
               <w:pStyle w:val="Compact"/>
+              <w:spacing w:before="0" w:after="0" w:line="240" w:lineRule="auto"/>
             </w:pPr>
             <w:r>
               <w:rPr>
@@ -6466,6 +6628,7 @@
           <w:p>
             <w:pPr>
               <w:pStyle w:val="Compact"/>
+              <w:spacing w:before="0" w:after="0" w:line="240" w:lineRule="auto"/>
             </w:pPr>
             <w:r>
               <w:rPr>
@@ -6480,6 +6643,7 @@
           <w:p>
             <w:pPr>
               <w:pStyle w:val="Compact"/>
+              <w:spacing w:before="0" w:after="0" w:line="240" w:lineRule="auto"/>
             </w:pPr>
             <w:r>
               <w:t xml:space="preserve">Дослідити ключ /o команди dir: навести приклади для всіх п’яти варіантів сортування.</w:t>
@@ -6493,6 +6657,7 @@
           <w:p>
             <w:pPr>
               <w:pStyle w:val="Compact"/>
+              <w:spacing w:before="0" w:after="0" w:line="240" w:lineRule="auto"/>
             </w:pPr>
             <w:r>
               <w:t xml:space="preserve">18</w:t>
@@ -6504,6 +6669,7 @@
           <w:p>
             <w:pPr>
               <w:pStyle w:val="Compact"/>
+              <w:spacing w:before="0" w:after="0" w:line="240" w:lineRule="auto"/>
             </w:pPr>
             <w:r>
               <w:rPr>
@@ -6518,6 +6684,7 @@
           <w:p>
             <w:pPr>
               <w:pStyle w:val="Compact"/>
+              <w:spacing w:before="0" w:after="0" w:line="240" w:lineRule="auto"/>
             </w:pPr>
             <w:r>
               <w:t xml:space="preserve">Ring</w:t>
@@ -6539,6 +6706,7 @@
           <w:p>
             <w:pPr>
               <w:pStyle w:val="Compact"/>
+              <w:spacing w:before="0" w:after="0" w:line="240" w:lineRule="auto"/>
             </w:pPr>
             <w:r>
               <w:rPr>
@@ -6553,6 +6721,7 @@
           <w:p>
             <w:pPr>
               <w:pStyle w:val="Compact"/>
+              <w:spacing w:before="0" w:after="0" w:line="240" w:lineRule="auto"/>
             </w:pPr>
             <w:r>
               <w:t xml:space="preserve">Пояснити, чому маска data?.txt не збігається з data10.txt, і підібрати маску, яка збігається.</w:t>
@@ -6566,6 +6735,7 @@
           <w:p>
             <w:pPr>
               <w:pStyle w:val="Compact"/>
+              <w:spacing w:before="0" w:after="0" w:line="240" w:lineRule="auto"/>
             </w:pPr>
             <w:r>
               <w:t xml:space="preserve">19</w:t>
@@ -6577,6 +6747,7 @@
           <w:p>
             <w:pPr>
               <w:pStyle w:val="Compact"/>
+              <w:spacing w:before="0" w:after="0" w:line="240" w:lineRule="auto"/>
             </w:pPr>
             <w:r>
               <w:rPr>
@@ -6591,6 +6762,7 @@
           <w:p>
             <w:pPr>
               <w:pStyle w:val="Compact"/>
+              <w:spacing w:before="0" w:after="0" w:line="240" w:lineRule="auto"/>
             </w:pPr>
             <w:r>
               <w:rPr>
@@ -6612,6 +6784,7 @@
           <w:p>
             <w:pPr>
               <w:pStyle w:val="Compact"/>
+              <w:spacing w:before="0" w:after="0" w:line="240" w:lineRule="auto"/>
             </w:pPr>
             <w:r>
               <w:rPr>
@@ -6626,6 +6799,7 @@
           <w:p>
             <w:pPr>
               <w:pStyle w:val="Compact"/>
+              <w:spacing w:before="0" w:after="0" w:line="240" w:lineRule="auto"/>
             </w:pPr>
             <w:r>
               <w:t xml:space="preserve">Показати на власному прикладі, чому перед del із маскою слід виконати dir із тією самою маскою.</w:t>
@@ -6639,6 +6813,7 @@
           <w:p>
             <w:pPr>
               <w:pStyle w:val="Compact"/>
+              <w:spacing w:before="0" w:after="0" w:line="240" w:lineRule="auto"/>
             </w:pPr>
             <w:r>
               <w:t xml:space="preserve">20</w:t>
@@ -6650,6 +6825,7 @@
           <w:p>
             <w:pPr>
               <w:pStyle w:val="Compact"/>
+              <w:spacing w:before="0" w:after="0" w:line="240" w:lineRule="auto"/>
             </w:pPr>
             <w:r>
               <w:rPr>
@@ -6664,6 +6840,7 @@
           <w:p>
             <w:pPr>
               <w:pStyle w:val="Compact"/>
+              <w:spacing w:before="0" w:after="0" w:line="240" w:lineRule="auto"/>
             </w:pPr>
             <w:r>
               <w:rPr>
@@ -6689,6 +6866,7 @@
           <w:p>
             <w:pPr>
               <w:pStyle w:val="Compact"/>
+              <w:spacing w:before="0" w:after="0" w:line="240" w:lineRule="auto"/>
             </w:pPr>
             <w:r>
               <w:rPr>
@@ -6703,6 +6881,7 @@
           <w:p>
             <w:pPr>
               <w:pStyle w:val="Compact"/>
+              <w:spacing w:before="0" w:after="0" w:line="240" w:lineRule="auto"/>
             </w:pPr>
             <w:r>
               <w:t xml:space="preserve">Побудувати конвеєр, який підрахує, скільки файлів дерева містять у назві задане слово.</w:t>
@@ -7095,7 +7274,7 @@
     <w:multiLevelType w:val="multilevel"/>
     <w:lvl w:ilvl="0">
       <w:numFmt w:val="bullet"/>
-      <w:lvlText w:val="–"/>
+      <w:lvlText w:val=" "/>
       <w:lvlJc w:val="left"/>
       <w:pPr>
         <w:ind w:left="1134" w:hanging="425"/>
@@ -7103,7 +7282,7 @@
     </w:lvl>
     <w:lvl w:ilvl="1">
       <w:numFmt w:val="bullet"/>
-      <w:lvlText w:val="–"/>
+      <w:lvlText w:val=" "/>
       <w:lvlJc w:val="left"/>
       <w:pPr>
         <w:ind w:left="1701" w:hanging="425"/>
@@ -7111,7 +7290,7 @@
     </w:lvl>
     <w:lvl w:ilvl="2">
       <w:numFmt w:val="bullet"/>
-      <w:lvlText w:val="–"/>
+      <w:lvlText w:val=" "/>
       <w:lvlJc w:val="left"/>
       <w:pPr>
         <w:ind w:left="2268" w:hanging="425"/>
@@ -7119,7 +7298,7 @@
     </w:lvl>
     <w:lvl w:ilvl="3">
       <w:numFmt w:val="bullet"/>
-      <w:lvlText w:val="–"/>
+      <w:lvlText w:val=" "/>
       <w:lvlJc w:val="left"/>
       <w:pPr>
         <w:ind w:left="2835" w:hanging="425"/>
@@ -7127,7 +7306,7 @@
     </w:lvl>
     <w:lvl w:ilvl="4">
       <w:numFmt w:val="bullet"/>
-      <w:lvlText w:val="–"/>
+      <w:lvlText w:val=" "/>
       <w:lvlJc w:val="left"/>
       <w:pPr>
         <w:ind w:left="3402" w:hanging="425"/>
@@ -7135,7 +7314,7 @@
     </w:lvl>
     <w:lvl w:ilvl="5">
       <w:numFmt w:val="bullet"/>
-      <w:lvlText w:val="–"/>
+      <w:lvlText w:val=" "/>
       <w:lvlJc w:val="left"/>
       <w:pPr>
         <w:ind w:left="3969" w:hanging="425"/>
@@ -7143,7 +7322,7 @@
     </w:lvl>
     <w:lvl w:ilvl="6">
       <w:numFmt w:val="bullet"/>
-      <w:lvlText w:val="–"/>
+      <w:lvlText w:val=" "/>
       <w:lvlJc w:val="left"/>
       <w:pPr>
         <w:ind w:left="4536" w:hanging="425"/>
@@ -7151,7 +7330,7 @@
     </w:lvl>
     <w:lvl w:ilvl="7">
       <w:numFmt w:val="bullet"/>
-      <w:lvlText w:val="–"/>
+      <w:lvlText w:val=" "/>
       <w:lvlJc w:val="left"/>
       <w:pPr>
         <w:ind w:left="5103" w:hanging="425"/>
@@ -7159,7 +7338,7 @@
     </w:lvl>
     <w:lvl w:ilvl="8">
       <w:numFmt w:val="bullet"/>
-      <w:lvlText w:val="–"/>
+      <w:lvlText w:val=" "/>
       <w:lvlJc w:val="left"/>
       <w:pPr>
         <w:ind w:left="5670" w:hanging="425"/>
@@ -8192,6 +8371,31 @@
       </w:tblCellMar>
     </w:tblPr>
   </w:style>
+  <w:style w:customStyle="1" w:styleId="Conclusion" w:type="paragraph">
+    <w:name w:val="Conclusion"/>
+    <w:basedOn w:val="BodyText"/>
+    <w:next w:val="BodyText"/>
+    <w:qFormat/>
+    <w:pPr>
+      <w:keepNext/>
+      <w:spacing w:after="0" w:before="240" w:line="312" w:lineRule="auto"/>
+    </w:pPr>
+  </w:style>
+  <w:style w:styleId="Header" w:type="paragraph">
+    <w:name w:val="header"/>
+    <w:basedOn w:val="Normal"/>
+    <w:qFormat/>
+    <w:pPr>
+      <w:spacing w:after="0" w:before="0" w:line="240" w:lineRule="auto"/>
+      <w:ind w:firstLine="0"/>
+      <w:jc w:val="right"/>
+    </w:pPr>
+    <w:rPr>
+      <w:rFonts w:ascii="Times New Roman" w:cs="Times New Roman" w:eastAsia="Times New Roman" w:hAnsi="Times New Roman"/>
+      <w:sz w:val="28"/>
+      <w:szCs w:val="28"/>
+    </w:rPr>
+  </w:style>
   <w:style w:type="paragraph" w:customStyle="1" w:styleId="TableCaption">
     <w:name w:val="TableCaption"/>
     <w:basedOn w:val="BodyText"/>
